--- a/docs/user-guides/manuals/user-manual-system-owner.th.docx
+++ b/docs/user-guides/manuals/user-manual-system-owner.th.docx
@@ -181,7 +181,7 @@
           <w:sz w:val="28"/>
           <w:szCs w:val="28"/>
         </w:rPr>
-        <w:t xml:space="preserve">เวอร์ชันระบบ v1.5.0</w:t>
+        <w:t xml:space="preserve">เวอร์ชันระบบ v1.7.1</w:t>
       </w:r>
       <w:r>
         <w:rPr>
@@ -197,7 +197,7 @@
           <w:sz w:val="28"/>
           <w:szCs w:val="28"/>
         </w:rPr>
-        <w:t xml:space="preserve">ปรับปรุงล่าสุด 11 กันยายน 2026</w:t>
+        <w:t xml:space="preserve">ปรับปรุงล่าสุด 18 กันยายน 2026</w:t>
       </w:r>
     </w:p>
     <w:p>
@@ -211,7 +211,7 @@
           <w:sz w:val="28"/>
           <w:szCs w:val="28"/>
         </w:rPr>
-        <w:t xml:space="preserve">คู่มือฉบับที่ 1.1</w:t>
+        <w:t xml:space="preserve">คู่มือฉบับที่ 1.3</w:t>
       </w:r>
     </w:p>
     <w:p>
@@ -996,14 +996,30 @@
           <w:sz w:val="32"/>
           <w:szCs w:val="32"/>
         </w:rPr>
-        <w:t xml:space="preserve">My Systems › My Tickets</w:t>
+        <w:t xml:space="preserve">ระบบของฉัน › เคสของฉัน</w:t>
       </w:r>
       <w:r>
         <w:rPr>
           <w:sz w:val="32"/>
           <w:szCs w:val="32"/>
         </w:rPr>
-        <w:t xml:space="preserve"> (หัวข้อหน้าจอ: My Tickets) แสดงตั๋วงานที่เกี่ยวข้องกับระบบของคุณ</w:t>
+        <w:t xml:space="preserve"> แสดงตั๋วงานที่เกี่ยวข้องกับระบบของคุณ และเป็น </w:t>
+      </w:r>
+      <w:r>
+        <w:rPr>
+          <w:b/>
+          <w:bCs/>
+          <w:sz w:val="32"/>
+          <w:szCs w:val="32"/>
+        </w:rPr>
+        <w:t xml:space="preserve">เมนูเดียวที่บทบาทของคุณมี</w:t>
+      </w:r>
+      <w:r>
+        <w:rPr>
+          <w:sz w:val="32"/>
+          <w:szCs w:val="32"/>
+        </w:rPr>
+        <w:t xml:space="preserve"> — ระบบซ่อนคิวงานและเมนูค้นหาของทีม SOC ไว้โดยตั้งใจ เพื่อให้หน้าจอของคุณมีเฉพาะสิ่งที่เกี่ยวข้อง</w:t>
       </w:r>
     </w:p>
     <w:tbl>
@@ -1061,7 +1077,7 @@
                 <w:sz w:val="32"/>
                 <w:szCs w:val="32"/>
               </w:rPr>
-              <w:t xml:space="preserve">หน้า My Tickets แสดงรายการตั๋วงานบนระบบของเจ้าของระบบ</w:t>
+              <w:t xml:space="preserve">หน้าเคสของฉัน แสดงรายการตั๋วงานบนระบบของเจ้าของระบบ</w:t>
             </w:r>
           </w:p>
           <w:p>
@@ -1104,7 +1120,7 @@
           <w:sz w:val="28"/>
           <w:szCs w:val="28"/>
         </w:rPr>
-        <w:t xml:space="preserve">หน้า My Tickets แสดงรายการตั๋วงานบนระบบของเจ้าของระบบ</w:t>
+        <w:t xml:space="preserve">หน้าเคสของฉัน แสดงรายการตั๋วงานบนระบบของเจ้าของระบบ</w:t>
       </w:r>
     </w:p>
     <w:p>
@@ -1523,6 +1539,89 @@
         </w:tc>
       </w:tr>
     </w:tbl>
+    <w:tbl>
+      <w:tblPr>
+        <w:tblW w:type="dxa" w:w="9600"/>
+        <w:tblBorders>
+          <w:top w:val="single" w:color="F1F3F6" w:sz="2"/>
+          <w:left w:val="single" w:color="6C7888" w:sz="28"/>
+          <w:bottom w:val="single" w:color="F1F3F6" w:sz="2"/>
+          <w:right w:val="single" w:color="F1F3F6" w:sz="2"/>
+          <w:insideH w:val="single" w:color="auto" w:sz="4"/>
+          <w:insideV w:val="single" w:color="auto" w:sz="4"/>
+        </w:tblBorders>
+      </w:tblPr>
+      <w:tblGrid>
+        <w:gridCol w:w="9600"/>
+      </w:tblGrid>
+      <w:tr>
+        <w:tc>
+          <w:tcPr>
+            <w:tcW w:type="dxa" w:w="9600"/>
+            <w:shd w:fill="F1F3F6" w:color="auto" w:val="clear"/>
+            <w:tcMar>
+              <w:top w:type="dxa" w:w="140"/>
+              <w:left w:type="dxa" w:w="200"/>
+              <w:bottom w:type="dxa" w:w="140"/>
+              <w:right w:type="dxa" w:w="200"/>
+            </w:tcMar>
+          </w:tcPr>
+          <w:p>
+            <w:pPr>
+              <w:spacing w:after="60"/>
+            </w:pPr>
+            <w:r>
+              <w:rPr>
+                <w:b/>
+                <w:bCs/>
+                <w:color w:val="6C7888"/>
+                <w:sz w:val="30"/>
+                <w:szCs w:val="30"/>
+              </w:rPr>
+              <w:t xml:space="preserve">สิ่งที่ต้องจำ</w:t>
+            </w:r>
+          </w:p>
+          <w:p>
+            <w:pPr>
+              <w:spacing w:after="0"/>
+            </w:pPr>
+            <w:r>
+              <w:rPr>
+                <w:b/>
+                <w:bCs/>
+                <w:sz w:val="32"/>
+                <w:szCs w:val="32"/>
+              </w:rPr>
+              <w:t xml:space="preserve">เพิ่ม v1.7.0: </w:t>
+            </w:r>
+            <w:r>
+              <w:rPr>
+                <w:sz w:val="32"/>
+                <w:szCs w:val="32"/>
+              </w:rPr>
+              <w:t xml:space="preserve">ในหน้ารายละเอียดตั๋วจะมีแถว </w:t>
+            </w:r>
+            <w:r>
+              <w:rPr>
+                <w:b/>
+                <w:bCs/>
+                <w:color w:val="1F2D3D"/>
+                <w:sz w:val="32"/>
+                <w:szCs w:val="32"/>
+              </w:rPr>
+              <w:t xml:space="preserve">เวลาที่แจ้งผู้ได้รับผลกระทบ</w:t>
+            </w:r>
+            <w:r>
+              <w:rPr>
+                <w:sz w:val="32"/>
+                <w:szCs w:val="32"/>
+              </w:rPr>
+              <w:t xml:space="preserve"> บันทึกว่าทีม SOC แจ้งผู้ที่ได้รับผลกระทบทราบเมื่อใด — ใช้ตรวจสอบย้อนหลังได้ว่าหน่วยงานของคุณได้รับแจ้งตรงเวลาหรือไม่ ทีม SOC ต้องกรอกช่องนี้ก่อนปิดเคสเสมอ</w:t>
+            </w:r>
+          </w:p>
+        </w:tc>
+      </w:tr>
+    </w:tbl>
     <w:p>
       <w:pPr>
         <w:pStyle w:val="Heading1"/>
@@ -1678,7 +1777,7 @@
                 <w:sz w:val="28"/>
                 <w:szCs w:val="28"/>
               </w:rPr>
-              <w:t xml:space="preserve">ปิดตั๋วงาน (อนุมัติ / ปิด Event)</w:t>
+              <w:t xml:space="preserve">(ไม่มีอีเมล) ตั๋วที่นักวิเคราะห์ยังบันทึกไว้เป็นฉบับจัดเตรียม</w:t>
             </w:r>
           </w:p>
         </w:tc>
@@ -1702,6 +1801,59 @@
                 <w:sz w:val="28"/>
                 <w:szCs w:val="28"/>
               </w:rPr>
+              <w:t xml:space="preserve">ยังไม่มีการแจ้ง — ระบบส่งอีเมลเมื่อนักวิเคราะห์ส่งตั๋วเข้ากระบวนการแล้วเท่านั้น</w:t>
+            </w:r>
+          </w:p>
+        </w:tc>
+      </w:tr>
+      <w:tr>
+        <w:trPr>
+          <w:cantSplit/>
+        </w:trPr>
+        <w:tc>
+          <w:tcPr>
+            <w:tcW w:type="dxa" w:w="4800"/>
+            <w:shd w:fill="FFFFFF" w:color="auto" w:val="clear"/>
+            <w:tcMar>
+              <w:top w:type="dxa" w:w="70"/>
+              <w:left w:type="dxa" w:w="120"/>
+              <w:bottom w:type="dxa" w:w="70"/>
+              <w:right w:type="dxa" w:w="120"/>
+            </w:tcMar>
+          </w:tcPr>
+          <w:p>
+            <w:pPr>
+              <w:spacing w:after="0"/>
+            </w:pPr>
+            <w:r>
+              <w:rPr>
+                <w:sz w:val="28"/>
+                <w:szCs w:val="28"/>
+              </w:rPr>
+              <w:t xml:space="preserve">ปิดตั๋วงาน (อนุมัติ / ปิด Event)</w:t>
+            </w:r>
+          </w:p>
+        </w:tc>
+        <w:tc>
+          <w:tcPr>
+            <w:tcW w:type="dxa" w:w="4800"/>
+            <w:shd w:fill="FFFFFF" w:color="auto" w:val="clear"/>
+            <w:tcMar>
+              <w:top w:type="dxa" w:w="70"/>
+              <w:left w:type="dxa" w:w="120"/>
+              <w:bottom w:type="dxa" w:w="70"/>
+              <w:right w:type="dxa" w:w="120"/>
+            </w:tcMar>
+          </w:tcPr>
+          <w:p>
+            <w:pPr>
+              <w:spacing w:after="0"/>
+            </w:pPr>
+            <w:r>
+              <w:rPr>
+                <w:sz w:val="28"/>
+                <w:szCs w:val="28"/>
+              </w:rPr>
               <w:t xml:space="preserve">แจ้งผลการดำเนินการขั้นสุดท้าย</w:t>
             </w:r>
           </w:p>
@@ -1734,6 +1886,26 @@
           <w:szCs w:val="32"/>
         </w:rPr>
         <w:t xml:space="preserve">บทบาทเจ้าของระบบเป็นแบบอ่านอย่างเดียว การดำเนินการทั้งหมดทำโดยทีม SOC หากต้องการแก้ไขข้อมูลหรือแจ้งผล ให้ประสานกับทีม SOC</w:t>
+      </w:r>
+    </w:p>
+    <w:p>
+      <w:pPr>
+        <w:pStyle w:val="Heading3"/>
+      </w:pPr>
+      <w:r>
+        <w:t xml:space="preserve">ทำไมบางเหตุการณ์ฉันได้รับแจ้งช้ากว่าที่คาด?</w:t>
+      </w:r>
+    </w:p>
+    <w:p>
+      <w:pPr>
+        <w:spacing w:after="120"/>
+      </w:pPr>
+      <w:r>
+        <w:rPr>
+          <w:sz w:val="32"/>
+          <w:szCs w:val="32"/>
+        </w:rPr>
+        <w:t xml:space="preserve">นักวิเคราะห์สามารถบันทึกตั๋วไว้เป็นฉบับจัดเตรียมก่อนเพื่อรวบรวมข้อมูลและหลักฐานให้ครบ ระบบจะส่งอีเมลเมื่อตั๋วถูกส่งเข้ากระบวนการแล้วเท่านั้น หากต้องการทราบความคืบหน้าระหว่างนั้น ให้ประสานกับทีม SOC โดยตรง</w:t>
       </w:r>
     </w:p>
     <w:p>

--- a/docs/user-guides/manuals/user-manual-system-owner.th.docx
+++ b/docs/user-guides/manuals/user-manual-system-owner.th.docx
@@ -181,7 +181,7 @@
           <w:sz w:val="28"/>
           <w:szCs w:val="28"/>
         </w:rPr>
-        <w:t xml:space="preserve">เวอร์ชันระบบ v1.7.1</w:t>
+        <w:t xml:space="preserve">เวอร์ชันระบบ v1.7.6</w:t>
       </w:r>
       <w:r>
         <w:rPr>
@@ -197,7 +197,7 @@
           <w:sz w:val="28"/>
           <w:szCs w:val="28"/>
         </w:rPr>
-        <w:t xml:space="preserve">ปรับปรุงล่าสุด 18 กันยายน 2026</w:t>
+        <w:t xml:space="preserve">ปรับปรุงล่าสุด 24 กันยายน 2026</w:t>
       </w:r>
     </w:p>
     <w:p>
@@ -211,7 +211,7 @@
           <w:sz w:val="28"/>
           <w:szCs w:val="28"/>
         </w:rPr>
-        <w:t xml:space="preserve">คู่มือฉบับที่ 1.3</w:t>
+        <w:t xml:space="preserve">คู่มือฉบับที่ 1.4</w:t>
       </w:r>
     </w:p>
     <w:p>

--- a/docs/user-guides/manuals/user-manual-system-owner.th.docx
+++ b/docs/user-guides/manuals/user-manual-system-owner.th.docx
@@ -181,7 +181,7 @@
           <w:sz w:val="28"/>
           <w:szCs w:val="28"/>
         </w:rPr>
-        <w:t xml:space="preserve">เวอร์ชันระบบ v1.7.6</w:t>
+        <w:t xml:space="preserve">เวอร์ชันระบบ v1.7.8</w:t>
       </w:r>
       <w:r>
         <w:rPr>
@@ -197,7 +197,7 @@
           <w:sz w:val="28"/>
           <w:szCs w:val="28"/>
         </w:rPr>
-        <w:t xml:space="preserve">ปรับปรุงล่าสุด 24 กันยายน 2026</w:t>
+        <w:t xml:space="preserve">ปรับปรุงล่าสุด 25 กันยายน 2026</w:t>
       </w:r>
     </w:p>
     <w:p>
@@ -211,7 +211,7 @@
           <w:sz w:val="28"/>
           <w:szCs w:val="28"/>
         </w:rPr>
-        <w:t xml:space="preserve">คู่มือฉบับที่ 1.4</w:t>
+        <w:t xml:space="preserve">คู่มือฉบับที่ 1.5</w:t>
       </w:r>
     </w:p>
     <w:p>
@@ -1125,6 +1125,615 @@
     </w:p>
     <w:p>
       <w:pPr>
+        <w:spacing w:after="120"/>
+      </w:pPr>
+      <w:r>
+        <w:rPr>
+          <w:sz w:val="32"/>
+          <w:szCs w:val="32"/>
+        </w:rPr>
+        <w:t xml:space="preserve">หน้านี้มีสามส่วน:</w:t>
+      </w:r>
+    </w:p>
+    <w:tbl>
+      <w:tblPr>
+        <w:tblW w:type="dxa" w:w="9600"/>
+        <w:tblBorders>
+          <w:top w:val="single" w:color="E1E6ED" w:sz="2"/>
+          <w:left w:val="single" w:color="E1E6ED" w:sz="2"/>
+          <w:bottom w:val="single" w:color="E1E6ED" w:sz="2"/>
+          <w:right w:val="single" w:color="E1E6ED" w:sz="2"/>
+          <w:insideH w:val="single" w:color="E1E6ED" w:sz="2"/>
+          <w:insideV w:val="single" w:color="E1E6ED" w:sz="2"/>
+        </w:tblBorders>
+      </w:tblPr>
+      <w:tblGrid>
+        <w:gridCol w:w="3000"/>
+        <w:gridCol w:w="6600"/>
+      </w:tblGrid>
+      <w:tr>
+        <w:trPr>
+          <w:cantSplit/>
+          <w:tblHeader/>
+        </w:trPr>
+        <w:tc>
+          <w:tcPr>
+            <w:tcW w:type="dxa" w:w="3000"/>
+            <w:shd w:fill="1A1A2E" w:color="auto" w:val="clear"/>
+            <w:tcMar>
+              <w:top w:type="dxa" w:w="80"/>
+              <w:left w:type="dxa" w:w="120"/>
+              <w:bottom w:type="dxa" w:w="80"/>
+              <w:right w:type="dxa" w:w="120"/>
+            </w:tcMar>
+          </w:tcPr>
+          <w:p>
+            <w:r>
+              <w:rPr>
+                <w:b/>
+                <w:bCs/>
+                <w:color w:val="FFFFFF"/>
+                <w:sz w:val="28"/>
+                <w:szCs w:val="28"/>
+              </w:rPr>
+              <w:t xml:space="preserve">ส่วน</w:t>
+            </w:r>
+          </w:p>
+        </w:tc>
+        <w:tc>
+          <w:tcPr>
+            <w:tcW w:type="dxa" w:w="6600"/>
+            <w:shd w:fill="1A1A2E" w:color="auto" w:val="clear"/>
+            <w:tcMar>
+              <w:top w:type="dxa" w:w="80"/>
+              <w:left w:type="dxa" w:w="120"/>
+              <w:bottom w:type="dxa" w:w="80"/>
+              <w:right w:type="dxa" w:w="120"/>
+            </w:tcMar>
+          </w:tcPr>
+          <w:p>
+            <w:r>
+              <w:rPr>
+                <w:b/>
+                <w:bCs/>
+                <w:color w:val="FFFFFF"/>
+                <w:sz w:val="28"/>
+                <w:szCs w:val="28"/>
+              </w:rPr>
+              <w:t xml:space="preserve">แสดงอะไร</w:t>
+            </w:r>
+          </w:p>
+        </w:tc>
+      </w:tr>
+      <w:tr>
+        <w:trPr>
+          <w:cantSplit/>
+        </w:trPr>
+        <w:tc>
+          <w:tcPr>
+            <w:tcW w:type="dxa" w:w="3000"/>
+            <w:shd w:fill="FFFFFF" w:color="auto" w:val="clear"/>
+            <w:tcMar>
+              <w:top w:type="dxa" w:w="70"/>
+              <w:left w:type="dxa" w:w="120"/>
+              <w:bottom w:type="dxa" w:w="70"/>
+              <w:right w:type="dxa" w:w="120"/>
+            </w:tcMar>
+          </w:tcPr>
+          <w:p>
+            <w:pPr>
+              <w:spacing w:after="0"/>
+            </w:pPr>
+            <w:r>
+              <w:rPr>
+                <w:sz w:val="28"/>
+                <w:szCs w:val="28"/>
+              </w:rPr>
+              <w:t xml:space="preserve">การ์ดตัวเลขสี่ใบ</w:t>
+            </w:r>
+          </w:p>
+        </w:tc>
+        <w:tc>
+          <w:tcPr>
+            <w:tcW w:type="dxa" w:w="6600"/>
+            <w:shd w:fill="FFFFFF" w:color="auto" w:val="clear"/>
+            <w:tcMar>
+              <w:top w:type="dxa" w:w="70"/>
+              <w:left w:type="dxa" w:w="120"/>
+              <w:bottom w:type="dxa" w:w="70"/>
+              <w:right w:type="dxa" w:w="120"/>
+            </w:tcMar>
+          </w:tcPr>
+          <w:p>
+            <w:pPr>
+              <w:spacing w:after="0"/>
+            </w:pPr>
+            <w:r>
+              <w:rPr>
+                <w:sz w:val="28"/>
+                <w:szCs w:val="28"/>
+              </w:rPr>
+              <w:t xml:space="preserve">Tickets ทั้งหมด, กำลังดำเนินการ, ปิดแล้ว และ เกิน OLA — นับจากตั๋วทั้งหมดบนระบบของคุณเสมอ ไม่เปลี่ยนตามตัวกรอง</w:t>
+            </w:r>
+          </w:p>
+        </w:tc>
+      </w:tr>
+      <w:tr>
+        <w:trPr>
+          <w:cantSplit/>
+        </w:trPr>
+        <w:tc>
+          <w:tcPr>
+            <w:tcW w:type="dxa" w:w="3000"/>
+            <w:shd w:fill="F7F8FA" w:color="auto" w:val="clear"/>
+            <w:tcMar>
+              <w:top w:type="dxa" w:w="70"/>
+              <w:left w:type="dxa" w:w="120"/>
+              <w:bottom w:type="dxa" w:w="70"/>
+              <w:right w:type="dxa" w:w="120"/>
+            </w:tcMar>
+          </w:tcPr>
+          <w:p>
+            <w:pPr>
+              <w:spacing w:after="0"/>
+            </w:pPr>
+            <w:r>
+              <w:rPr>
+                <w:b/>
+                <w:bCs/>
+                <w:sz w:val="28"/>
+                <w:szCs w:val="28"/>
+              </w:rPr>
+              <w:t xml:space="preserve">Tickets ที่กำลังดำเนินการ</w:t>
+            </w:r>
+          </w:p>
+        </w:tc>
+        <w:tc>
+          <w:tcPr>
+            <w:tcW w:type="dxa" w:w="6600"/>
+            <w:shd w:fill="F7F8FA" w:color="auto" w:val="clear"/>
+            <w:tcMar>
+              <w:top w:type="dxa" w:w="70"/>
+              <w:left w:type="dxa" w:w="120"/>
+              <w:bottom w:type="dxa" w:w="70"/>
+              <w:right w:type="dxa" w:w="120"/>
+            </w:tcMar>
+          </w:tcPr>
+          <w:p>
+            <w:pPr>
+              <w:spacing w:after="0"/>
+            </w:pPr>
+            <w:r>
+              <w:rPr>
+                <w:sz w:val="28"/>
+                <w:szCs w:val="28"/>
+              </w:rPr>
+              <w:t xml:space="preserve">รายการตั๋วที่ยังไม่ปิด</w:t>
+            </w:r>
+            <w:r>
+              <w:rPr>
+                <w:b/>
+                <w:bCs/>
+                <w:sz w:val="28"/>
+                <w:szCs w:val="28"/>
+              </w:rPr>
+              <w:t xml:space="preserve">ครบทุกเรื่อง</w:t>
+            </w:r>
+            <w:r>
+              <w:rPr>
+                <w:sz w:val="28"/>
+                <w:szCs w:val="28"/>
+              </w:rPr>
+              <w:t xml:space="preserve"> แบ่งหน้าละ 25 เรื่อง (ปรับปรุง v1.7.8 — เดิมแสดงเพียง 10 เรื่องล่าสุด) แถวที่มีแถบสีแดงและป้าย ฉุกเฉิน คือเคสฉุกเฉิน</w:t>
+            </w:r>
+          </w:p>
+        </w:tc>
+      </w:tr>
+      <w:tr>
+        <w:trPr>
+          <w:cantSplit/>
+        </w:trPr>
+        <w:tc>
+          <w:tcPr>
+            <w:tcW w:type="dxa" w:w="3000"/>
+            <w:shd w:fill="FFFFFF" w:color="auto" w:val="clear"/>
+            <w:tcMar>
+              <w:top w:type="dxa" w:w="70"/>
+              <w:left w:type="dxa" w:w="120"/>
+              <w:bottom w:type="dxa" w:w="70"/>
+              <w:right w:type="dxa" w:w="120"/>
+            </w:tcMar>
+          </w:tcPr>
+          <w:p>
+            <w:pPr>
+              <w:spacing w:after="0"/>
+            </w:pPr>
+            <w:r>
+              <w:rPr>
+                <w:sz w:val="28"/>
+                <w:szCs w:val="28"/>
+              </w:rPr>
+              <w:t xml:space="preserve">Tickets ที่ปิดแล้ว (ล่าสุด)</w:t>
+            </w:r>
+          </w:p>
+        </w:tc>
+        <w:tc>
+          <w:tcPr>
+            <w:tcW w:type="dxa" w:w="6600"/>
+            <w:shd w:fill="FFFFFF" w:color="auto" w:val="clear"/>
+            <w:tcMar>
+              <w:top w:type="dxa" w:w="70"/>
+              <w:left w:type="dxa" w:w="120"/>
+              <w:bottom w:type="dxa" w:w="70"/>
+              <w:right w:type="dxa" w:w="120"/>
+            </w:tcMar>
+          </w:tcPr>
+          <w:p>
+            <w:pPr>
+              <w:spacing w:after="0"/>
+            </w:pPr>
+            <w:r>
+              <w:rPr>
+                <w:sz w:val="28"/>
+                <w:szCs w:val="28"/>
+              </w:rPr>
+              <w:t xml:space="preserve">10 เรื่องที่ปิดล่าสุด ใช้ดูว่าเรื่องใดเพิ่งเสร็จ</w:t>
+            </w:r>
+          </w:p>
+        </w:tc>
+      </w:tr>
+    </w:tbl>
+    <w:p>
+      <w:pPr>
+        <w:spacing w:after="140"/>
+      </w:pPr>
+    </w:p>
+    <w:p>
+      <w:pPr>
+        <w:pStyle w:val="Heading2"/>
+      </w:pPr>
+      <w:r>
+        <w:t xml:space="preserve">4.1 ค้นหา กรอง และเรียงรายการเคสที่กำลังดำเนินการ (ปรับปรุง v1.7.8)</w:t>
+      </w:r>
+    </w:p>
+    <w:p>
+      <w:pPr>
+        <w:spacing w:after="120"/>
+      </w:pPr>
+      <w:r>
+        <w:rPr>
+          <w:sz w:val="32"/>
+          <w:szCs w:val="32"/>
+        </w:rPr>
+        <w:t xml:space="preserve">แถบเหนือรายการ </w:t>
+      </w:r>
+      <w:r>
+        <w:rPr>
+          <w:b/>
+          <w:bCs/>
+          <w:color w:val="1F2D3D"/>
+          <w:sz w:val="32"/>
+          <w:szCs w:val="32"/>
+        </w:rPr>
+        <w:t xml:space="preserve">Tickets ที่กำลังดำเนินการ</w:t>
+      </w:r>
+      <w:r>
+        <w:rPr>
+          <w:sz w:val="32"/>
+          <w:szCs w:val="32"/>
+        </w:rPr>
+        <w:t xml:space="preserve"> ใช้แบบเดียวกับหน้ารายการอื่นในระบบ:</w:t>
+      </w:r>
+    </w:p>
+    <w:p>
+      <w:pPr>
+        <w:pStyle w:val="ListParagraph"/>
+        <w:numPr>
+          <w:ilvl w:val="0"/>
+          <w:numId w:val="3"/>
+        </w:numPr>
+        <w:spacing w:after="60"/>
+      </w:pPr>
+      <w:r>
+        <w:rPr>
+          <w:b/>
+          <w:bCs/>
+          <w:color w:val="1F2D3D"/>
+          <w:sz w:val="32"/>
+          <w:szCs w:val="32"/>
+        </w:rPr>
+        <w:t xml:space="preserve">ค้นหา</w:t>
+      </w:r>
+      <w:r>
+        <w:rPr>
+          <w:sz w:val="32"/>
+          <w:szCs w:val="32"/>
+        </w:rPr>
+        <w:t xml:space="preserve"> — พิมพ์เลข Ticket ชื่อเรื่อง ระบบ/บริการ หรือ IP แล้วกด Enter หรือปุ่มแว่นขยาย</w:t>
+      </w:r>
+    </w:p>
+    <w:p>
+      <w:pPr>
+        <w:pStyle w:val="ListParagraph"/>
+        <w:numPr>
+          <w:ilvl w:val="0"/>
+          <w:numId w:val="3"/>
+        </w:numPr>
+        <w:spacing w:after="60"/>
+      </w:pPr>
+      <w:r>
+        <w:rPr>
+          <w:b/>
+          <w:bCs/>
+          <w:color w:val="1F2D3D"/>
+          <w:sz w:val="32"/>
+          <w:szCs w:val="32"/>
+        </w:rPr>
+        <w:t xml:space="preserve">สถานะ</w:t>
+      </w:r>
+      <w:r>
+        <w:rPr>
+          <w:sz w:val="32"/>
+          <w:szCs w:val="32"/>
+        </w:rPr>
+        <w:t xml:space="preserve"> และ </w:t>
+      </w:r>
+      <w:r>
+        <w:rPr>
+          <w:b/>
+          <w:bCs/>
+          <w:color w:val="1F2D3D"/>
+          <w:sz w:val="32"/>
+          <w:szCs w:val="32"/>
+        </w:rPr>
+        <w:t xml:space="preserve">ความฉุกเฉิน</w:t>
+      </w:r>
+      <w:r>
+        <w:rPr>
+          <w:sz w:val="32"/>
+          <w:szCs w:val="32"/>
+        </w:rPr>
+        <w:t xml:space="preserve"> — มีผลทันทีที่เลือก ไม่มีปุ่ม “กรอง” แล้ว</w:t>
+      </w:r>
+    </w:p>
+    <w:p>
+      <w:pPr>
+        <w:pStyle w:val="ListParagraph"/>
+        <w:numPr>
+          <w:ilvl w:val="0"/>
+          <w:numId w:val="3"/>
+        </w:numPr>
+        <w:spacing w:after="60"/>
+      </w:pPr>
+      <w:r>
+        <w:rPr>
+          <w:sz w:val="32"/>
+          <w:szCs w:val="32"/>
+        </w:rPr>
+        <w:t xml:space="preserve">ทุกเงื่อนไขที่ใช้อยู่แสดงเป็นป้ายใต้แถบ กด × เพื่อเอาออก หรือกด </w:t>
+      </w:r>
+      <w:r>
+        <w:rPr>
+          <w:b/>
+          <w:bCs/>
+          <w:color w:val="1F2D3D"/>
+          <w:sz w:val="32"/>
+          <w:szCs w:val="32"/>
+        </w:rPr>
+        <w:t xml:space="preserve">ล้างทั้งหมด</w:t>
+      </w:r>
+    </w:p>
+    <w:p>
+      <w:pPr>
+        <w:pStyle w:val="ListParagraph"/>
+        <w:numPr>
+          <w:ilvl w:val="0"/>
+          <w:numId w:val="3"/>
+        </w:numPr>
+        <w:spacing w:after="60"/>
+      </w:pPr>
+      <w:r>
+        <w:rPr>
+          <w:sz w:val="32"/>
+          <w:szCs w:val="32"/>
+        </w:rPr>
+        <w:t xml:space="preserve">แถบเหนือตารางบอกจำนวนที่พบ และมีตัวเลือก </w:t>
+      </w:r>
+      <w:r>
+        <w:rPr>
+          <w:b/>
+          <w:bCs/>
+          <w:color w:val="1F2D3D"/>
+          <w:sz w:val="32"/>
+          <w:szCs w:val="32"/>
+        </w:rPr>
+        <w:t xml:space="preserve">เรียงตาม</w:t>
+      </w:r>
+      <w:r>
+        <w:rPr>
+          <w:sz w:val="32"/>
+          <w:szCs w:val="32"/>
+        </w:rPr>
+        <w:t xml:space="preserve"> (ล่าสุด / Emergency ก่อน)</w:t>
+      </w:r>
+    </w:p>
+    <w:p>
+      <w:pPr>
+        <w:pStyle w:val="ListParagraph"/>
+        <w:numPr>
+          <w:ilvl w:val="0"/>
+          <w:numId w:val="3"/>
+        </w:numPr>
+        <w:spacing w:after="60"/>
+      </w:pPr>
+      <w:r>
+        <w:rPr>
+          <w:sz w:val="32"/>
+          <w:szCs w:val="32"/>
+        </w:rPr>
+        <w:t xml:space="preserve">กดหัวคอลัมน์ </w:t>
+      </w:r>
+      <w:r>
+        <w:rPr>
+          <w:b/>
+          <w:bCs/>
+          <w:color w:val="1F2D3D"/>
+          <w:sz w:val="32"/>
+          <w:szCs w:val="32"/>
+        </w:rPr>
+        <w:t xml:space="preserve">เลขที่เคส</w:t>
+      </w:r>
+      <w:r>
+        <w:rPr>
+          <w:sz w:val="32"/>
+          <w:szCs w:val="32"/>
+        </w:rPr>
+        <w:t xml:space="preserve">, </w:t>
+      </w:r>
+      <w:r>
+        <w:rPr>
+          <w:b/>
+          <w:bCs/>
+          <w:color w:val="1F2D3D"/>
+          <w:sz w:val="32"/>
+          <w:szCs w:val="32"/>
+        </w:rPr>
+        <w:t xml:space="preserve">ชื่อเรื่อง</w:t>
+      </w:r>
+      <w:r>
+        <w:rPr>
+          <w:sz w:val="32"/>
+          <w:szCs w:val="32"/>
+        </w:rPr>
+        <w:t xml:space="preserve">, </w:t>
+      </w:r>
+      <w:r>
+        <w:rPr>
+          <w:b/>
+          <w:bCs/>
+          <w:color w:val="1F2D3D"/>
+          <w:sz w:val="32"/>
+          <w:szCs w:val="32"/>
+        </w:rPr>
+        <w:t xml:space="preserve">ความรุนแรง</w:t>
+      </w:r>
+      <w:r>
+        <w:rPr>
+          <w:sz w:val="32"/>
+          <w:szCs w:val="32"/>
+        </w:rPr>
+        <w:t xml:space="preserve">, </w:t>
+      </w:r>
+      <w:r>
+        <w:rPr>
+          <w:b/>
+          <w:bCs/>
+          <w:color w:val="1F2D3D"/>
+          <w:sz w:val="32"/>
+          <w:szCs w:val="32"/>
+        </w:rPr>
+        <w:t xml:space="preserve">สถานะ</w:t>
+      </w:r>
+      <w:r>
+        <w:rPr>
+          <w:sz w:val="32"/>
+          <w:szCs w:val="32"/>
+        </w:rPr>
+        <w:t xml:space="preserve"> หรือ </w:t>
+      </w:r>
+      <w:r>
+        <w:rPr>
+          <w:b/>
+          <w:bCs/>
+          <w:color w:val="1F2D3D"/>
+          <w:sz w:val="32"/>
+          <w:szCs w:val="32"/>
+        </w:rPr>
+        <w:t xml:space="preserve">วันที่แจ้ง</w:t>
+      </w:r>
+      <w:r>
+        <w:rPr>
+          <w:sz w:val="32"/>
+          <w:szCs w:val="32"/>
+        </w:rPr>
+        <w:t xml:space="preserve"> เพื่อเรียงทั้งรายการ กดซ้ำเพื่อกลับด้าน ลูกศร ▲ ▼ ชี้คอลัมน์ที่ใช้เรียงอยู่</w:t>
+      </w:r>
+    </w:p>
+    <w:tbl>
+      <w:tblPr>
+        <w:tblW w:type="dxa" w:w="9600"/>
+        <w:tblBorders>
+          <w:top w:val="single" w:color="F1F3F6" w:sz="2"/>
+          <w:left w:val="single" w:color="6C7888" w:sz="28"/>
+          <w:bottom w:val="single" w:color="F1F3F6" w:sz="2"/>
+          <w:right w:val="single" w:color="F1F3F6" w:sz="2"/>
+          <w:insideH w:val="single" w:color="auto" w:sz="4"/>
+          <w:insideV w:val="single" w:color="auto" w:sz="4"/>
+        </w:tblBorders>
+      </w:tblPr>
+      <w:tblGrid>
+        <w:gridCol w:w="9600"/>
+      </w:tblGrid>
+      <w:tr>
+        <w:tc>
+          <w:tcPr>
+            <w:tcW w:type="dxa" w:w="9600"/>
+            <w:shd w:fill="F1F3F6" w:color="auto" w:val="clear"/>
+            <w:tcMar>
+              <w:top w:type="dxa" w:w="140"/>
+              <w:left w:type="dxa" w:w="200"/>
+              <w:bottom w:type="dxa" w:w="140"/>
+              <w:right w:type="dxa" w:w="200"/>
+            </w:tcMar>
+          </w:tcPr>
+          <w:p>
+            <w:pPr>
+              <w:spacing w:after="60"/>
+            </w:pPr>
+            <w:r>
+              <w:rPr>
+                <w:b/>
+                <w:bCs/>
+                <w:color w:val="6C7888"/>
+                <w:sz w:val="30"/>
+                <w:szCs w:val="30"/>
+              </w:rPr>
+              <w:t xml:space="preserve">สิ่งที่ต้องจำ</w:t>
+            </w:r>
+          </w:p>
+          <w:p>
+            <w:pPr>
+              <w:spacing w:after="0"/>
+            </w:pPr>
+            <w:r>
+              <w:rPr>
+                <w:sz w:val="32"/>
+                <w:szCs w:val="32"/>
+              </w:rPr>
+              <w:t xml:space="preserve">ตัวกรองมีผลกับรายการ </w:t>
+            </w:r>
+            <w:r>
+              <w:rPr>
+                <w:b/>
+                <w:bCs/>
+                <w:sz w:val="32"/>
+                <w:szCs w:val="32"/>
+              </w:rPr>
+              <w:t xml:space="preserve">Tickets ที่กำลังดำเนินการ</w:t>
+            </w:r>
+            <w:r>
+              <w:rPr>
+                <w:sz w:val="32"/>
+                <w:szCs w:val="32"/>
+              </w:rPr>
+              <w:t xml:space="preserve"> เท่านั้น การ์ดตัวเลขและรายการ Tickets ที่ปิดแล้ว (ล่าสุด) ไม่เปลี่ยนตามตัวกรอง</w:t>
+            </w:r>
+          </w:p>
+        </w:tc>
+      </w:tr>
+    </w:tbl>
+    <w:p>
+      <w:pPr>
         <w:pStyle w:val="Heading1"/>
       </w:pPr>
       <w:r>
@@ -1906,6 +2515,26 @@
           <w:szCs w:val="32"/>
         </w:rPr>
         <w:t xml:space="preserve">นักวิเคราะห์สามารถบันทึกตั๋วไว้เป็นฉบับจัดเตรียมก่อนเพื่อรวบรวมข้อมูลและหลักฐานให้ครบ ระบบจะส่งอีเมลเมื่อตั๋วถูกส่งเข้ากระบวนการแล้วเท่านั้น หากต้องการทราบความคืบหน้าระหว่างนั้น ให้ประสานกับทีม SOC โดยตรง</w:t>
+      </w:r>
+    </w:p>
+    <w:p>
+      <w:pPr>
+        <w:pStyle w:val="Heading3"/>
+      </w:pPr>
+      <w:r>
+        <w:t xml:space="preserve">ฉันมีเคสเปิดอยู่มากกว่า 10 เรื่อง ทำไมเห็นไม่ครบ?</w:t>
+      </w:r>
+    </w:p>
+    <w:p>
+      <w:pPr>
+        <w:spacing w:after="120"/>
+      </w:pPr>
+      <w:r>
+        <w:rPr>
+          <w:sz w:val="32"/>
+          <w:szCs w:val="32"/>
+        </w:rPr>
+        <w:t xml:space="preserve">ตั้งแต่ v1.7.8 รายการ Tickets ที่กำลังดำเนินการแสดงครบทุกเรื่องแล้ว แบ่งหน้าละ 25 เรื่อง — ใช้ปุ่มเปลี่ยนหน้าใต้ตาราง หรือค้นหา/กรองเพื่อหาเรื่องที่ต้องการ (ดู 4.1)</w:t>
       </w:r>
     </w:p>
     <w:p>
@@ -2455,6 +3084,12 @@
   </w:num>
   <w:num w:numId="2">
     <w:abstractNumId w:val="3"/>
+    <w:lvlOverride w:ilvl="0">
+      <w:startOverride w:val="1"/>
+    </w:lvlOverride>
+  </w:num>
+  <w:num w:numId="3">
+    <w:abstractNumId w:val="2"/>
     <w:lvlOverride w:ilvl="0">
       <w:startOverride w:val="1"/>
     </w:lvlOverride>

--- a/docs/user-guides/manuals/user-manual-system-owner.th.docx
+++ b/docs/user-guides/manuals/user-manual-system-owner.th.docx
@@ -211,7 +211,7 @@
           <w:sz w:val="28"/>
           <w:szCs w:val="28"/>
         </w:rPr>
-        <w:t xml:space="preserve">คู่มือฉบับที่ 1.5</w:t>
+        <w:t xml:space="preserve">คู่มือฉบับที่ 1.6</w:t>
       </w:r>
     </w:p>
     <w:p>
@@ -2463,7 +2463,60 @@
                 <w:sz w:val="28"/>
                 <w:szCs w:val="28"/>
               </w:rPr>
-              <w:t xml:space="preserve">แจ้งผลการดำเนินการขั้นสุดท้าย</w:t>
+              <w:t xml:space="preserve">แจ้งผลการดำเนินการขั้นสุดท้าย พร้อมแนบไฟล์หลักฐานของตั๋ว</w:t>
+            </w:r>
+          </w:p>
+        </w:tc>
+      </w:tr>
+      <w:tr>
+        <w:trPr>
+          <w:cantSplit/>
+        </w:trPr>
+        <w:tc>
+          <w:tcPr>
+            <w:tcW w:type="dxa" w:w="4800"/>
+            <w:shd w:fill="F7F8FA" w:color="auto" w:val="clear"/>
+            <w:tcMar>
+              <w:top w:type="dxa" w:w="70"/>
+              <w:left w:type="dxa" w:w="120"/>
+              <w:bottom w:type="dxa" w:w="70"/>
+              <w:right w:type="dxa" w:w="120"/>
+            </w:tcMar>
+          </w:tcPr>
+          <w:p>
+            <w:pPr>
+              <w:spacing w:after="0"/>
+            </w:pPr>
+            <w:r>
+              <w:rPr>
+                <w:sz w:val="28"/>
+                <w:szCs w:val="28"/>
+              </w:rPr>
+              <w:t xml:space="preserve">ตั๋วงานบนระบบของคุณถูกยกเลิก หรือคำขอยกเลิกไม่ได้รับอนุมัติ/ถูกถอน</w:t>
+            </w:r>
+          </w:p>
+        </w:tc>
+        <w:tc>
+          <w:tcPr>
+            <w:tcW w:type="dxa" w:w="4800"/>
+            <w:shd w:fill="F7F8FA" w:color="auto" w:val="clear"/>
+            <w:tcMar>
+              <w:top w:type="dxa" w:w="70"/>
+              <w:left w:type="dxa" w:w="120"/>
+              <w:bottom w:type="dxa" w:w="70"/>
+              <w:right w:type="dxa" w:w="120"/>
+            </w:tcMar>
+          </w:tcPr>
+          <w:p>
+            <w:pPr>
+              <w:spacing w:after="0"/>
+            </w:pPr>
+            <w:r>
+              <w:rPr>
+                <w:sz w:val="28"/>
+                <w:szCs w:val="28"/>
+              </w:rPr>
+              <w:t xml:space="preserve">แจ้งผล เหตุผล และบันทึกการตัดสินใจ</w:t>
             </w:r>
           </w:p>
         </w:tc>
